--- a/docs/PRD_AutoClip_Lokal.docx
+++ b/docs/PRD_AutoClip_Lokal.docx
@@ -2569,6 +2569,30 @@
       </w:pPr>
       <w:r>
         <w:t xml:space="preserve">Target OS awal: mulai dari satu platform dulu (mis. Windows) untuk mempercepat MVP, atau langsung dua-duanya (Windows &amp; macOS)?</w:t>
+      </w:r>
+    </w:p>
+    <w:p>
+      <w:r>
+        <w:rPr>
+          <w:b/>
+        </w:rPr>
+        <w:t>Fase 9 Update — Packaging MVP Selesai</w:t>
+      </w:r>
+    </w:p>
+    <w:p>
+      <w:r>
+        <w:rPr>
+          <w:b w:val="0"/>
+        </w:rPr>
+        <w:t>Installer .dmg (macOS) dan .exe (Windows) dibangun menggunakan Electron Builder dengan backend Python di-bundle sebagai executable sidecar via PyInstaller. ffmpeg dan ffprobe static dibundle agar user akhir tidak perlu menginstal dependency tambahan.</w:t>
+      </w:r>
+    </w:p>
+    <w:p>
+      <w:r>
+        <w:rPr>
+          <w:b/>
+        </w:rPr>
+        <w:t>Code signing, notarization, dan auto-updater tetap masuk roadmap v2.0 dan tidak dibuat pada MVP.</w:t>
       </w:r>
     </w:p>
     <w:sectPr>

--- a/docs/PRD_AutoClip_Lokal.docx
+++ b/docs/PRD_AutoClip_Lokal.docx
@@ -81,11 +81,7 @@
         <w:jc w:val="center"/>
       </w:pPr>
       <w:r>
-        <w:rPr>
-          <w:sz w:val="20"/>
-          <w:szCs w:val="20"/>
-        </w:rPr>
-        <w:t xml:space="preserve">Versi: 0.1 (Draft MVP)</w:t>
+        <w:t>Versi: 0.1.0 (MVP Rilis)</w:t>
       </w:r>
     </w:p>
     <w:p>
